--- a/docs/GameDesignDocument.docx
+++ b/docs/GameDesignDocument.docx
@@ -124,23 +124,23 @@
           <w:rFonts w:ascii="Calibri" w:hAnsi="Calibri" w:cs="Calibri"/>
           <w:color w:val="222222"/>
         </w:rPr>
-        <w:t>Version 0.1  |  May 2026</w:t>
-      </w:r>
-    </w:p>
-    <w:p>
-      <w:pPr>
-        <w:jc w:val="center"/>
+        <w:t xml:space="preserve">Version </w:t>
+      </w:r>
+      <w:proofErr w:type="gramStart"/>
+      <w:r>
         <w:rPr>
           <w:rFonts w:ascii="Calibri" w:hAnsi="Calibri" w:cs="Calibri"/>
           <w:color w:val="222222"/>
         </w:rPr>
-      </w:pPr>
+        <w:t>0.1  |</w:t>
+      </w:r>
+      <w:proofErr w:type="gramEnd"/>
       <w:r>
         <w:rPr>
           <w:rFonts w:ascii="Calibri" w:hAnsi="Calibri" w:cs="Calibri"/>
           <w:color w:val="222222"/>
         </w:rPr>
-        <w:t>Engine: Unity 3D (URP)  |  Language: C#</w:t>
+        <w:t xml:space="preserve">  May 2026</w:t>
       </w:r>
     </w:p>
     <w:p>
@@ -156,23 +156,23 @@
           <w:rFonts w:ascii="Calibri" w:hAnsi="Calibri" w:cs="Calibri"/>
           <w:color w:val="222222"/>
         </w:rPr>
-        <w:t>Genre: Third-Person 3D Stealth / Maze Navigation</w:t>
-      </w:r>
-    </w:p>
-    <w:p>
-      <w:pPr>
-        <w:jc w:val="center"/>
+        <w:t>Engine: Unity 3D (</w:t>
+      </w:r>
+      <w:proofErr w:type="gramStart"/>
+      <w:r>
         <w:rPr>
           <w:rFonts w:ascii="Calibri" w:hAnsi="Calibri" w:cs="Calibri"/>
           <w:color w:val="222222"/>
         </w:rPr>
-      </w:pPr>
+        <w:t>URP)  |</w:t>
+      </w:r>
+      <w:proofErr w:type="gramEnd"/>
       <w:r>
         <w:rPr>
           <w:rFonts w:ascii="Calibri" w:hAnsi="Calibri" w:cs="Calibri"/>
           <w:color w:val="222222"/>
         </w:rPr>
-        <w:t>Platform: PC (Windows / Mac / Linux)</w:t>
+        <w:t xml:space="preserve">  Language: C#</w:t>
       </w:r>
     </w:p>
     <w:p>
@@ -188,7 +188,55 @@
           <w:rFonts w:ascii="Calibri" w:hAnsi="Calibri" w:cs="Calibri"/>
           <w:color w:val="222222"/>
         </w:rPr>
-        <w:t>Team: 2 people  |  Duration: 5 days</w:t>
+        <w:t>Genre: Third-Person 3D Stealth / Maze Navigation</w:t>
+      </w:r>
+    </w:p>
+    <w:p>
+      <w:pPr>
+        <w:jc w:val="center"/>
+        <w:rPr>
+          <w:rFonts w:ascii="Calibri" w:hAnsi="Calibri" w:cs="Calibri"/>
+          <w:color w:val="222222"/>
+        </w:rPr>
+      </w:pPr>
+      <w:r>
+        <w:rPr>
+          <w:rFonts w:ascii="Calibri" w:hAnsi="Calibri" w:cs="Calibri"/>
+          <w:color w:val="222222"/>
+        </w:rPr>
+        <w:t>Platform: PC (Windows / Mac / Linux)</w:t>
+      </w:r>
+    </w:p>
+    <w:p>
+      <w:pPr>
+        <w:jc w:val="center"/>
+        <w:rPr>
+          <w:rFonts w:ascii="Calibri" w:hAnsi="Calibri" w:cs="Calibri"/>
+          <w:color w:val="222222"/>
+        </w:rPr>
+      </w:pPr>
+      <w:r>
+        <w:rPr>
+          <w:rFonts w:ascii="Calibri" w:hAnsi="Calibri" w:cs="Calibri"/>
+          <w:color w:val="222222"/>
+        </w:rPr>
+        <w:t xml:space="preserve">Team: 2 </w:t>
+      </w:r>
+      <w:proofErr w:type="gramStart"/>
+      <w:r>
+        <w:rPr>
+          <w:rFonts w:ascii="Calibri" w:hAnsi="Calibri" w:cs="Calibri"/>
+          <w:color w:val="222222"/>
+        </w:rPr>
+        <w:t>people  |</w:t>
+      </w:r>
+      <w:proofErr w:type="gramEnd"/>
+      <w:r>
+        <w:rPr>
+          <w:rFonts w:ascii="Calibri" w:hAnsi="Calibri" w:cs="Calibri"/>
+          <w:color w:val="222222"/>
+        </w:rPr>
+        <w:t xml:space="preserve">  Duration: 5 days</w:t>
       </w:r>
     </w:p>
     <w:p>
@@ -1889,6 +1937,7 @@
         <w:rPr>
           <w:noProof/>
         </w:rPr>
+        <w:lastRenderedPageBreak/>
         <w:t>4.2 Camera</w:t>
       </w:r>
       <w:r>
@@ -3583,6 +3632,7 @@
         <w:rPr>
           <w:noProof/>
         </w:rPr>
+        <w:lastRenderedPageBreak/>
         <w:t>10. References and Inspiration</w:t>
       </w:r>
       <w:r>
@@ -3817,6 +3867,7 @@
       </w:pPr>
       <w:bookmarkStart w:id="1" w:name="_Toc230077384"/>
       <w:r>
+        <w:lastRenderedPageBreak/>
         <w:t>1. Game Overview</w:t>
       </w:r>
       <w:bookmarkEnd w:id="1"/>
@@ -3936,6 +3987,7 @@
       </w:pPr>
       <w:bookmarkStart w:id="4" w:name="_Toc230077387"/>
       <w:r>
+        <w:lastRenderedPageBreak/>
         <w:t>2. Narrative</w:t>
       </w:r>
       <w:bookmarkEnd w:id="4"/>
@@ -3952,7 +4004,15 @@
     </w:p>
     <w:p>
       <w:r>
-        <w:t>Gibeah, Israel’s first royal capital. The city is built from mud-brick and limestone: narrow alleys wind between flat-roofed homes, open courtyards break up the grid, stone wells anchor each neighbourhood square, and the palace compound looms at the city’s heart. At night the only light comes from oil-lamp torches mounted at intersections and carried by roving guards. The world is rendered in low-poly 3D with dynamic torch point lights casting long, restless shadows.</w:t>
+        <w:t xml:space="preserve">Gibeah, Israel’s first royal capital. The city is built from </w:t>
+      </w:r>
+      <w:proofErr w:type="gramStart"/>
+      <w:r>
+        <w:t>mud-brick</w:t>
+      </w:r>
+      <w:proofErr w:type="gramEnd"/>
+      <w:r>
+        <w:t xml:space="preserve"> and limestone: narrow alleys wind between flat-roofed homes, open courtyards break up the grid, stone wells anchor each neighbourhood square, and the palace compound looms at the city’s heart. At night the only light comes from oil-lamp torches mounted at intersections and carried by roving guards. The world is rendered in low-poly 3D with dynamic torch point lights casting long, restless shadows.</w:t>
       </w:r>
     </w:p>
     <w:p/>
@@ -4005,7 +4065,15 @@
         <w:pStyle w:val="ListBullet"/>
       </w:pPr>
       <w:r>
-        <w:t>Beat 2 — Wake David: Jonathan slips into David’s quarters. A brief story panel. They agree: reach the eastern gate before dawn.</w:t>
+        <w:t xml:space="preserve">Beat 2 — Wake David: Jonathan slips into David’s quarters. A brief story panel. They </w:t>
+      </w:r>
+      <w:proofErr w:type="gramStart"/>
+      <w:r>
+        <w:t>agree:</w:t>
+      </w:r>
+      <w:proofErr w:type="gramEnd"/>
+      <w:r>
+        <w:t xml:space="preserve"> reach the eastern gate before dawn.</w:t>
       </w:r>
     </w:p>
     <w:p>
@@ -4034,15 +4102,11 @@
     </w:p>
     <w:p>
       <w:pPr>
-        <w:pStyle w:val="ListBullet"/>
-      </w:pPr>
-    </w:p>
-    <w:p>
-      <w:pPr>
         <w:pStyle w:val="Heading2"/>
       </w:pPr>
       <w:bookmarkStart w:id="8" w:name="_Toc230077391"/>
       <w:r>
+        <w:lastRenderedPageBreak/>
         <w:t>2.4 Epilogue</w:t>
       </w:r>
       <w:bookmarkEnd w:id="8"/>
@@ -4063,6 +4127,7 @@
       </w:pPr>
       <w:bookmarkStart w:id="9" w:name="_Toc230077392"/>
       <w:r>
+        <w:lastRenderedPageBreak/>
         <w:t>3. Gameplay Mechanics</w:t>
       </w:r>
       <w:bookmarkEnd w:id="9"/>
@@ -4124,11 +4189,6 @@
     </w:p>
     <w:p>
       <w:pPr>
-        <w:pStyle w:val="ListBullet"/>
-      </w:pPr>
-    </w:p>
-    <w:p>
-      <w:pPr>
         <w:pStyle w:val="Heading2"/>
       </w:pPr>
       <w:bookmarkStart w:id="11" w:name="_Toc230077394"/>
@@ -4139,7 +4199,23 @@
     </w:p>
     <w:p>
       <w:r>
-        <w:t>The game uses a third-person camera (Unity Cinemachine FreeLook or third-person rig). Jonathan moves freely in 3D space using a Character Controller. A fixed isometric camera is the acceptable fallback if the third-person rig proves too costly for the jam timeline.</w:t>
+        <w:t xml:space="preserve">The game uses a third-person camera (Unity </w:t>
+      </w:r>
+      <w:proofErr w:type="spellStart"/>
+      <w:r>
+        <w:t>Cinemachine</w:t>
+      </w:r>
+      <w:proofErr w:type="spellEnd"/>
+      <w:r>
+        <w:t xml:space="preserve"> </w:t>
+      </w:r>
+      <w:proofErr w:type="spellStart"/>
+      <w:r>
+        <w:t>FreeLook</w:t>
+      </w:r>
+      <w:proofErr w:type="spellEnd"/>
+      <w:r>
+        <w:t xml:space="preserve"> or third-person rig). Jonathan moves freely in 3D space using a Character Controller. A fixed isometric camera is the acceptable fallback if the third-person rig proves too costly for the jam timeline.</w:t>
       </w:r>
     </w:p>
     <w:p>
@@ -4176,11 +4252,6 @@
     </w:p>
     <w:p>
       <w:pPr>
-        <w:pStyle w:val="ListBullet"/>
-      </w:pPr>
-    </w:p>
-    <w:p>
-      <w:pPr>
         <w:pStyle w:val="Heading2"/>
       </w:pPr>
       <w:bookmarkStart w:id="12" w:name="_Toc230077395"/>
@@ -4201,7 +4272,15 @@
     </w:p>
     <w:p>
       <w:r>
-        <w:t>Hold to crouch. Movement speed halves and audio footprint drops to near zero. Jonathan can move behind low walls, market stalls, and courtyard planters without detection. The 3D environment is designed to make crouch routes viable in every zone.</w:t>
+        <w:t xml:space="preserve">Hold to crouch. Movement speed halves and audio footprint </w:t>
+      </w:r>
+      <w:proofErr w:type="gramStart"/>
+      <w:r>
+        <w:t>drops</w:t>
+      </w:r>
+      <w:proofErr w:type="gramEnd"/>
+      <w:r>
+        <w:t xml:space="preserve"> to near zero. Jonathan can move behind low walls, market stalls, and courtyard planters without detection. The 3D environment is designed to make crouch routes viable in every zone.</w:t>
       </w:r>
     </w:p>
     <w:p>
@@ -4225,6 +4304,7 @@
       </w:pPr>
       <w:bookmarkStart w:id="15" w:name="_Toc230077398"/>
       <w:r>
+        <w:lastRenderedPageBreak/>
         <w:t>Shadow Step (Wall Press)</w:t>
       </w:r>
       <w:bookmarkEnd w:id="15"/>
@@ -4254,15 +4334,31 @@
         <w:pStyle w:val="ListBullet"/>
       </w:pPr>
       <w:r>
-        <w:t>Follow: David trails Jonathan at a short distance using NavMesh pathfinding (default)</w:t>
-      </w:r>
-    </w:p>
-    <w:p>
-      <w:pPr>
-        <w:pStyle w:val="ListBullet"/>
-      </w:pPr>
-      <w:r>
-        <w:t>Wait: David stops and holds position. NavMeshAgent destination is cleared.</w:t>
+        <w:t xml:space="preserve">Follow: David trails Jonathan at a short distance using </w:t>
+      </w:r>
+      <w:proofErr w:type="spellStart"/>
+      <w:r>
+        <w:t>NavMesh</w:t>
+      </w:r>
+      <w:proofErr w:type="spellEnd"/>
+      <w:r>
+        <w:t xml:space="preserve"> pathfinding (default)</w:t>
+      </w:r>
+    </w:p>
+    <w:p>
+      <w:pPr>
+        <w:pStyle w:val="ListBullet"/>
+      </w:pPr>
+      <w:r>
+        <w:t xml:space="preserve">Wait: David stops and holds position. </w:t>
+      </w:r>
+      <w:proofErr w:type="spellStart"/>
+      <w:r>
+        <w:t>NavMeshAgent</w:t>
+      </w:r>
+      <w:proofErr w:type="spellEnd"/>
+      <w:r>
+        <w:t xml:space="preserve"> destination is cleared.</w:t>
       </w:r>
     </w:p>
     <w:p>
@@ -4275,11 +4371,6 @@
     </w:p>
     <w:p>
       <w:pPr>
-        <w:pStyle w:val="ListBullet"/>
-      </w:pPr>
-    </w:p>
-    <w:p>
-      <w:pPr>
         <w:pStyle w:val="Heading2"/>
       </w:pPr>
       <w:bookmarkStart w:id="17" w:name="_Toc230077400"/>
@@ -4309,13 +4400,16 @@
         <w:pStyle w:val="ListBullet"/>
       </w:pPr>
       <w:r>
-        <w:t>Harp Calm (once per zone): David plays a soft melody on his harp. Any guard currently in Suspicious state within hearing range de-escalates to Unaware. The guard must not have direct line-of-sight to David when the ability activates.</w:t>
-      </w:r>
-    </w:p>
-    <w:p>
-      <w:pPr>
-        <w:pStyle w:val="ListBullet"/>
-      </w:pPr>
+        <w:t xml:space="preserve">Harp Calm (once per zone): David plays a soft melody on his harp. Any guard currently in Suspicious state within hearing range de-escalates </w:t>
+      </w:r>
+      <w:proofErr w:type="gramStart"/>
+      <w:r>
+        <w:t>to</w:t>
+      </w:r>
+      <w:proofErr w:type="gramEnd"/>
+      <w:r>
+        <w:t xml:space="preserve"> Unaware. The guard must not have direct line-of-sight to David when the ability activates.</w:t>
+      </w:r>
     </w:p>
     <w:p>
       <w:pPr>
@@ -4354,7 +4448,15 @@
     </w:p>
     <w:p>
       <w:r>
-        <w:t>Stationary. Slowly rotates on a set arc. Guards choke points: doorways, archways, stairwells, and zone exits. Has the widest vision cone of the three types.</w:t>
+        <w:t xml:space="preserve">Stationary. Slowly rotates on a set arc. Guards choke points: doorways, archways, stairwells, and zone </w:t>
+      </w:r>
+      <w:proofErr w:type="gramStart"/>
+      <w:r>
+        <w:t>exits</w:t>
+      </w:r>
+      <w:proofErr w:type="gramEnd"/>
+      <w:r>
+        <w:t>. Has the widest vision cone of the three types.</w:t>
       </w:r>
     </w:p>
     <w:p>
@@ -4379,6 +4481,7 @@
       </w:pPr>
       <w:bookmarkStart w:id="22" w:name="_Toc230077405"/>
       <w:r>
+        <w:lastRenderedPageBreak/>
         <w:t>3.6 Detection States</w:t>
       </w:r>
       <w:bookmarkEnd w:id="22"/>
@@ -4404,13 +4507,16 @@
         <w:pStyle w:val="ListBullet"/>
       </w:pPr>
       <w:r>
-        <w:t>Alarmed (red): Confirmed sighting. Guard calls reinforcements. Zone exit doors lock. Player has 30 seconds to reach a designated hiding spot or the zone resets to the entry checkpoint.</w:t>
-      </w:r>
-    </w:p>
-    <w:p>
-      <w:pPr>
-        <w:pStyle w:val="ListBullet"/>
-      </w:pPr>
+        <w:t xml:space="preserve">Alarmed (red): Confirmed sighting. Guard calls reinforcements. Zone </w:t>
+      </w:r>
+      <w:proofErr w:type="gramStart"/>
+      <w:r>
+        <w:t>exit</w:t>
+      </w:r>
+      <w:proofErr w:type="gramEnd"/>
+      <w:r>
+        <w:t xml:space="preserve"> doors lock. Player has 30 seconds to reach a designated hiding spot or the zone resets to the entry checkpoint.</w:t>
+      </w:r>
     </w:p>
     <w:p>
       <w:pPr>
@@ -4667,6 +4773,7 @@
       </w:pPr>
       <w:bookmarkStart w:id="24" w:name="_Toc230077407"/>
       <w:r>
+        <w:lastRenderedPageBreak/>
         <w:t>3.8 Fail States</w:t>
       </w:r>
       <w:bookmarkEnd w:id="24"/>
@@ -4689,11 +4796,6 @@
     </w:p>
     <w:p>
       <w:pPr>
-        <w:pStyle w:val="ListBullet"/>
-      </w:pPr>
-    </w:p>
-    <w:p>
-      <w:pPr>
         <w:pStyle w:val="Heading2"/>
       </w:pPr>
       <w:bookmarkStart w:id="25" w:name="_Toc230077408"/>
@@ -4718,6 +4820,7 @@
       </w:pPr>
       <w:bookmarkStart w:id="26" w:name="_Toc230077409"/>
       <w:r>
+        <w:lastRenderedPageBreak/>
         <w:t>4. Art and Audio Direction</w:t>
       </w:r>
       <w:bookmarkEnd w:id="26"/>
@@ -4758,29 +4861,48 @@
         <w:pStyle w:val="ListBullet"/>
       </w:pPr>
       <w:r>
-        <w:t>Lighting: one directional moonlight (cool, low intensity). Dynamic point lights on every torch (warm amber, soft falloff). Baked GI for static geometry; realtime lights for torches and player-adjacent sources.</w:t>
-      </w:r>
-    </w:p>
-    <w:p>
-      <w:pPr>
-        <w:pStyle w:val="ListBullet"/>
-      </w:pPr>
-      <w:r>
-        <w:t>Guard detection decals: cone-shaped projector decals on the ground surface (pale yellow = unaware, amber = suspicious, red = alarmed) so the player can read detection state at a glance in 3D space.</w:t>
-      </w:r>
-    </w:p>
-    <w:p>
-      <w:pPr>
-        <w:pStyle w:val="ListBullet"/>
-      </w:pPr>
-      <w:r>
-        <w:t>Characters: low-poly humanoid meshes with Mixamo-compatible rigs. 4–6 animation states per character: idle, walk, run, crouch-walk, alert-look.</w:t>
-      </w:r>
-    </w:p>
-    <w:p>
-      <w:pPr>
-        <w:pStyle w:val="ListBullet"/>
-      </w:pPr>
+        <w:t xml:space="preserve">Lighting: one directional moonlight (cool, low intensity). Dynamic point lights on every torch (warm amber, soft falloff). Baked GI for static geometry; </w:t>
+      </w:r>
+      <w:proofErr w:type="spellStart"/>
+      <w:r>
+        <w:t>realtime</w:t>
+      </w:r>
+      <w:proofErr w:type="spellEnd"/>
+      <w:r>
+        <w:t xml:space="preserve"> lights for torches and player-adjacent sources.</w:t>
+      </w:r>
+    </w:p>
+    <w:p>
+      <w:pPr>
+        <w:pStyle w:val="ListBullet"/>
+      </w:pPr>
+      <w:r>
+        <w:t xml:space="preserve">Guard detection decals: cone-shaped projector decals on the ground surface (pale yellow = unaware, amber = suspicious, red = alarmed) so the player can read detection state </w:t>
+      </w:r>
+      <w:proofErr w:type="gramStart"/>
+      <w:r>
+        <w:t>at a glance</w:t>
+      </w:r>
+      <w:proofErr w:type="gramEnd"/>
+      <w:r>
+        <w:t xml:space="preserve"> in 3D space.</w:t>
+      </w:r>
+    </w:p>
+    <w:p>
+      <w:pPr>
+        <w:pStyle w:val="ListBullet"/>
+      </w:pPr>
+      <w:r>
+        <w:t xml:space="preserve">Characters: low-poly humanoid meshes with </w:t>
+      </w:r>
+      <w:proofErr w:type="spellStart"/>
+      <w:r>
+        <w:t>Mixamo</w:t>
+      </w:r>
+      <w:proofErr w:type="spellEnd"/>
+      <w:r>
+        <w:t>-compatible rigs. 4–6 animation states per character: idle, walk, run, crouch-walk, alert-look.</w:t>
+      </w:r>
     </w:p>
     <w:p>
       <w:pPr>
@@ -4794,7 +4916,23 @@
     </w:p>
     <w:p>
       <w:r>
-        <w:t>Primary: Cinemachine third-person rig following Jonathan over the shoulder. Camera collision prevents clipping into walls. Field of view narrows slightly when crouching to increase tension.</w:t>
+        <w:t xml:space="preserve">Primary: </w:t>
+      </w:r>
+      <w:proofErr w:type="spellStart"/>
+      <w:r>
+        <w:t>Cinemachine</w:t>
+      </w:r>
+      <w:proofErr w:type="spellEnd"/>
+      <w:r>
+        <w:t xml:space="preserve"> </w:t>
+      </w:r>
+      <w:proofErr w:type="gramStart"/>
+      <w:r>
+        <w:t>third-person</w:t>
+      </w:r>
+      <w:proofErr w:type="gramEnd"/>
+      <w:r>
+        <w:t xml:space="preserve"> rig following Jonathan over the shoulder. Camera collision prevents clipping into walls. Field of view narrows slightly when crouching to increase tension.</w:t>
       </w:r>
     </w:p>
     <w:p>
@@ -4933,7 +5071,15 @@
           </w:tcPr>
           <w:p>
             <w:r>
-              <w:t>Unity Asset Store free humanoid characters or Quaternius low-poly packs (quaternius.com)</w:t>
+              <w:t xml:space="preserve">Unity Asset Store free humanoid characters or </w:t>
+            </w:r>
+            <w:proofErr w:type="spellStart"/>
+            <w:r>
+              <w:t>Quaternius</w:t>
+            </w:r>
+            <w:proofErr w:type="spellEnd"/>
+            <w:r>
+              <w:t xml:space="preserve"> low-poly packs (quaternius.com)</w:t>
             </w:r>
           </w:p>
         </w:tc>
@@ -4955,6 +5101,7 @@
           </w:tcPr>
           <w:p>
             <w:r>
+              <w:lastRenderedPageBreak/>
               <w:t>Animations</w:t>
             </w:r>
           </w:p>
@@ -4964,8 +5111,13 @@
             <w:tcW w:w="3120" w:type="dxa"/>
           </w:tcPr>
           <w:p>
-            <w:r>
-              <w:t>Mixamo (mixamo.com) — free rigged animations for any humanoid mesh</w:t>
+            <w:proofErr w:type="spellStart"/>
+            <w:r>
+              <w:t>Mixamo</w:t>
+            </w:r>
+            <w:proofErr w:type="spellEnd"/>
+            <w:r>
+              <w:t xml:space="preserve"> (mixamo.com) — free rigged animations for any humanoid mesh</w:t>
             </w:r>
           </w:p>
         </w:tc>
@@ -4974,8 +5126,13 @@
             <w:tcW w:w="3120" w:type="dxa"/>
           </w:tcPr>
           <w:p>
-            <w:r>
-              <w:t>Mixamo free licence</w:t>
+            <w:proofErr w:type="spellStart"/>
+            <w:r>
+              <w:t>Mixamo</w:t>
+            </w:r>
+            <w:proofErr w:type="spellEnd"/>
+            <w:r>
+              <w:t xml:space="preserve"> free licence</w:t>
             </w:r>
           </w:p>
         </w:tc>
@@ -5111,15 +5268,39 @@
         <w:pStyle w:val="ListBullet"/>
       </w:pPr>
       <w:r>
-        <w:t>Spatial AudioSources on every torch and ambient source (3D blend = 1.0)</w:t>
-      </w:r>
-    </w:p>
-    <w:p>
-      <w:pPr>
-        <w:pStyle w:val="ListBullet"/>
-      </w:pPr>
-      <w:r>
-        <w:t>Footstep AudioSources on Jonathan and David—surface-type detection via Raycast to swap clips (stone, dirt, wood)</w:t>
+        <w:t xml:space="preserve">Spatial </w:t>
+      </w:r>
+      <w:proofErr w:type="spellStart"/>
+      <w:r>
+        <w:t>AudioSources</w:t>
+      </w:r>
+      <w:proofErr w:type="spellEnd"/>
+      <w:r>
+        <w:t xml:space="preserve"> on every torch and ambient source (3D blend = 1.0)</w:t>
+      </w:r>
+    </w:p>
+    <w:p>
+      <w:pPr>
+        <w:pStyle w:val="ListBullet"/>
+      </w:pPr>
+      <w:r>
+        <w:t xml:space="preserve">Footstep </w:t>
+      </w:r>
+      <w:proofErr w:type="spellStart"/>
+      <w:r>
+        <w:t>AudioSources</w:t>
+      </w:r>
+      <w:proofErr w:type="spellEnd"/>
+      <w:r>
+        <w:t xml:space="preserve"> on Jonathan and David—surface-type detection via </w:t>
+      </w:r>
+      <w:proofErr w:type="spellStart"/>
+      <w:r>
+        <w:t>Raycast</w:t>
+      </w:r>
+      <w:proofErr w:type="spellEnd"/>
+      <w:r>
+        <w:t xml:space="preserve"> to swap clips (stone, dirt, wood)</w:t>
       </w:r>
     </w:p>
     <w:p>
@@ -5217,6 +5398,7 @@
       </w:pPr>
       <w:bookmarkStart w:id="34" w:name="_Toc230077417"/>
       <w:r>
+        <w:lastRenderedPageBreak/>
         <w:t>5. Technical Design</w:t>
       </w:r>
       <w:bookmarkEnd w:id="34"/>
@@ -5259,7 +5441,15 @@
     </w:p>
     <w:p>
       <w:r>
-        <w:t>Jonathan uses Unity’s CharacterController component for collision and movement. Gravity is applied manually in C# to support crouching and future rooftop traversal. Input is handled via Unity’s new Input System package for clean keyboard/gamepad support.</w:t>
+        <w:t xml:space="preserve">Jonathan uses Unity’s </w:t>
+      </w:r>
+      <w:proofErr w:type="spellStart"/>
+      <w:r>
+        <w:t>CharacterController</w:t>
+      </w:r>
+      <w:proofErr w:type="spellEnd"/>
+      <w:r>
+        <w:t xml:space="preserve"> component for collision and movement. Gravity is applied manually in C# to support crouching and future rooftop traversal. Input is handled via Unity’s new Input System package for clean keyboard/gamepad support.</w:t>
       </w:r>
     </w:p>
     <w:p>
@@ -5268,13 +5458,42 @@
       </w:pPr>
       <w:bookmarkStart w:id="38" w:name="_Toc230077421"/>
       <w:r>
-        <w:t>Camera: Cinemachine</w:t>
+        <w:t xml:space="preserve">Camera: </w:t>
+      </w:r>
+      <w:proofErr w:type="spellStart"/>
+      <w:r>
+        <w:t>Cinemachine</w:t>
       </w:r>
       <w:bookmarkEnd w:id="38"/>
-    </w:p>
-    <w:p>
-      <w:r>
-        <w:t>A Cinemachine Virtual Camera with a third-person rig follows Jonathan. CinemachineCollider prevents wall clipping. A separate Virtual Camera handles cutscenes and story transitions, blended via the Cinemachine Brain. If the third-person rig is cut, replace with a static isometric Virtual Camera per zone.</w:t>
+      <w:proofErr w:type="spellEnd"/>
+    </w:p>
+    <w:p>
+      <w:r>
+        <w:t xml:space="preserve">A </w:t>
+      </w:r>
+      <w:proofErr w:type="spellStart"/>
+      <w:r>
+        <w:t>Cinemachine</w:t>
+      </w:r>
+      <w:proofErr w:type="spellEnd"/>
+      <w:r>
+        <w:t xml:space="preserve"> Virtual Camera with a third-person rig follows Jonathan. </w:t>
+      </w:r>
+      <w:proofErr w:type="spellStart"/>
+      <w:r>
+        <w:t>CinemachineCollider</w:t>
+      </w:r>
+      <w:proofErr w:type="spellEnd"/>
+      <w:r>
+        <w:t xml:space="preserve"> prevents wall clipping. A separate Virtual Camera handles cutscenes and story transitions, blended via the </w:t>
+      </w:r>
+      <w:proofErr w:type="spellStart"/>
+      <w:r>
+        <w:t>Cinemachine</w:t>
+      </w:r>
+      <w:proofErr w:type="spellEnd"/>
+      <w:r>
+        <w:t xml:space="preserve"> Brain. If the third-person rig is cut, replace with a static isometric Virtual Camera per zone.</w:t>
       </w:r>
     </w:p>
     <w:p>
@@ -5349,14 +5568,23 @@
         <w:pStyle w:val="ListBullet"/>
       </w:pPr>
       <w:r>
-        <w:t>If inside the cone, fires a Physics.Raycast from the guard’s eye position toward the target</w:t>
-      </w:r>
-    </w:p>
-    <w:p>
-      <w:pPr>
-        <w:pStyle w:val="ListBullet"/>
-      </w:pPr>
-      <w:r>
+        <w:t xml:space="preserve">If inside the cone, fires a </w:t>
+      </w:r>
+      <w:proofErr w:type="spellStart"/>
+      <w:r>
+        <w:t>Physics.Raycast</w:t>
+      </w:r>
+      <w:proofErr w:type="spellEnd"/>
+      <w:r>
+        <w:t xml:space="preserve"> from the guard’s eye position toward the target</w:t>
+      </w:r>
+    </w:p>
+    <w:p>
+      <w:pPr>
+        <w:pStyle w:val="ListBullet"/>
+      </w:pPr>
+      <w:r>
+        <w:lastRenderedPageBreak/>
         <w:t>The ray uses a layer mask that blocks on the Walls layer and hits on the Characters layer</w:t>
       </w:r>
     </w:p>
@@ -5385,7 +5613,23 @@
     </w:p>
     <w:p>
       <w:r>
-        <w:t>David uses a NavMeshAgent component. The NavMesh is baked per zone in the Unity Navigation window. Follow mode sets the agent destination to Jonathan’s position each frame (clamped to avoid jitter). Wait mode disables the agent. Run mode sets the destination to the next zone waypoint. David has a separate C# script managing his harp ability cooldown and detection vulnerability.</w:t>
+        <w:t xml:space="preserve">David uses a </w:t>
+      </w:r>
+      <w:proofErr w:type="spellStart"/>
+      <w:r>
+        <w:t>NavMeshAgent</w:t>
+      </w:r>
+      <w:proofErr w:type="spellEnd"/>
+      <w:r>
+        <w:t xml:space="preserve"> component. The </w:t>
+      </w:r>
+      <w:proofErr w:type="spellStart"/>
+      <w:r>
+        <w:t>NavMesh</w:t>
+      </w:r>
+      <w:proofErr w:type="spellEnd"/>
+      <w:r>
+        <w:t xml:space="preserve"> is baked per zone in the Unity Navigation window. Follow mode sets the agent destination to Jonathan’s position each frame (clamped to avoid jitter). Wait mode disables the agent. Run mode sets the destination to the next zone waypoint. David has a separate C# script managing his harp ability cooldown and detection vulnerability.</w:t>
       </w:r>
     </w:p>
     <w:p>
@@ -5400,55 +5644,140 @@
     </w:p>
     <w:p>
       <w:r>
-        <w:t>Each zone is a separate Unity scene. The ZoneManager singleton loads zones additively (LoadSceneMode.Additive) and unloads the previous zone after a transition fade. Each zone scene contains:</w:t>
-      </w:r>
-    </w:p>
-    <w:p>
-      <w:pPr>
-        <w:pStyle w:val="ListBullet"/>
-      </w:pPr>
-      <w:r>
-        <w:t>A modular 3D mesh environment built with ProBuilder or an imported low-poly asset kit</w:t>
-      </w:r>
-    </w:p>
-    <w:p>
-      <w:pPr>
-        <w:pStyle w:val="ListBullet"/>
-      </w:pPr>
-      <w:r>
-        <w:t>A baked NavMesh (rebaked after any geometry change)</w:t>
-      </w:r>
-    </w:p>
-    <w:p>
-      <w:pPr>
-        <w:pStyle w:val="ListBullet"/>
-      </w:pPr>
-      <w:r>
-        <w:t>Guard placement and waypoint graph as scene GameObjects</w:t>
-      </w:r>
-    </w:p>
-    <w:p>
-      <w:pPr>
-        <w:pStyle w:val="ListBullet"/>
-      </w:pPr>
-      <w:r>
-        <w:t>A ZoneEntry and ZoneExit trigger collider</w:t>
-      </w:r>
-    </w:p>
-    <w:p>
-      <w:pPr>
-        <w:pStyle w:val="ListBullet"/>
-      </w:pPr>
-      <w:r>
-        <w:t>An AudioMixerSnapshot for that zone’s ambient layer</w:t>
-      </w:r>
-    </w:p>
-    <w:p>
-      <w:pPr>
-        <w:pStyle w:val="ListBullet"/>
-      </w:pPr>
-      <w:r>
-        <w:t>A CheckpointData ScriptableObject storing entry-state for Jonathan and David</w:t>
+        <w:t xml:space="preserve">Each zone is a separate Unity scene. The </w:t>
+      </w:r>
+      <w:proofErr w:type="spellStart"/>
+      <w:r>
+        <w:t>ZoneManager</w:t>
+      </w:r>
+      <w:proofErr w:type="spellEnd"/>
+      <w:r>
+        <w:t xml:space="preserve"> singleton loads zones additively (</w:t>
+      </w:r>
+      <w:proofErr w:type="spellStart"/>
+      <w:r>
+        <w:t>LoadSceneMode.Additive</w:t>
+      </w:r>
+      <w:proofErr w:type="spellEnd"/>
+      <w:r>
+        <w:t>) and unloads the previous zone after a transition fade. Each zone scene contains:</w:t>
+      </w:r>
+    </w:p>
+    <w:p>
+      <w:pPr>
+        <w:pStyle w:val="ListBullet"/>
+      </w:pPr>
+      <w:r>
+        <w:t xml:space="preserve">A modular 3D mesh environment built with </w:t>
+      </w:r>
+      <w:proofErr w:type="spellStart"/>
+      <w:r>
+        <w:t>ProBuilder</w:t>
+      </w:r>
+      <w:proofErr w:type="spellEnd"/>
+      <w:r>
+        <w:t xml:space="preserve"> or an imported low-poly asset kit</w:t>
+      </w:r>
+    </w:p>
+    <w:p>
+      <w:pPr>
+        <w:pStyle w:val="ListBullet"/>
+      </w:pPr>
+      <w:r>
+        <w:t xml:space="preserve">A baked </w:t>
+      </w:r>
+      <w:proofErr w:type="spellStart"/>
+      <w:r>
+        <w:t>NavMesh</w:t>
+      </w:r>
+      <w:proofErr w:type="spellEnd"/>
+      <w:r>
+        <w:t xml:space="preserve"> (</w:t>
+      </w:r>
+      <w:proofErr w:type="spellStart"/>
+      <w:r>
+        <w:t>rebaked</w:t>
+      </w:r>
+      <w:proofErr w:type="spellEnd"/>
+      <w:r>
+        <w:t xml:space="preserve"> after any geometry change)</w:t>
+      </w:r>
+    </w:p>
+    <w:p>
+      <w:pPr>
+        <w:pStyle w:val="ListBullet"/>
+      </w:pPr>
+      <w:r>
+        <w:t xml:space="preserve">Guard placement and waypoint graph as scene </w:t>
+      </w:r>
+      <w:proofErr w:type="spellStart"/>
+      <w:r>
+        <w:t>GameObjects</w:t>
+      </w:r>
+      <w:proofErr w:type="spellEnd"/>
+    </w:p>
+    <w:p>
+      <w:pPr>
+        <w:pStyle w:val="ListBullet"/>
+      </w:pPr>
+      <w:r>
+        <w:t xml:space="preserve">A </w:t>
+      </w:r>
+      <w:proofErr w:type="spellStart"/>
+      <w:r>
+        <w:t>ZoneEntry</w:t>
+      </w:r>
+      <w:proofErr w:type="spellEnd"/>
+      <w:r>
+        <w:t xml:space="preserve"> and </w:t>
+      </w:r>
+      <w:proofErr w:type="spellStart"/>
+      <w:r>
+        <w:t>ZoneExit</w:t>
+      </w:r>
+      <w:proofErr w:type="spellEnd"/>
+      <w:r>
+        <w:t xml:space="preserve"> trigger collider</w:t>
+      </w:r>
+    </w:p>
+    <w:p>
+      <w:pPr>
+        <w:pStyle w:val="ListBullet"/>
+      </w:pPr>
+      <w:r>
+        <w:t xml:space="preserve">An </w:t>
+      </w:r>
+      <w:proofErr w:type="spellStart"/>
+      <w:r>
+        <w:t>AudioMixerSnapshot</w:t>
+      </w:r>
+      <w:proofErr w:type="spellEnd"/>
+      <w:r>
+        <w:t xml:space="preserve"> for that zone’s ambient layer</w:t>
+      </w:r>
+    </w:p>
+    <w:p>
+      <w:pPr>
+        <w:pStyle w:val="ListBullet"/>
+      </w:pPr>
+      <w:r>
+        <w:t xml:space="preserve">A </w:t>
+      </w:r>
+      <w:proofErr w:type="spellStart"/>
+      <w:r>
+        <w:t>CheckpointData</w:t>
+      </w:r>
+      <w:proofErr w:type="spellEnd"/>
+      <w:r>
+        <w:t xml:space="preserve"> </w:t>
+      </w:r>
+      <w:proofErr w:type="spellStart"/>
+      <w:r>
+        <w:t>ScriptableObject</w:t>
+      </w:r>
+      <w:proofErr w:type="spellEnd"/>
+      <w:r>
+        <w:t xml:space="preserve"> storing entry-state for Jonathan and David</w:t>
       </w:r>
     </w:p>
     <w:p>
@@ -5479,7 +5808,15 @@
         <w:pStyle w:val="ListBullet"/>
       </w:pPr>
       <w:r>
-        <w:t>Point lights parented to torch mesh objects: warm amber (colour temp ~2200K), range ~8 units, realtime shadows</w:t>
+        <w:t xml:space="preserve">Point lights parented to torch mesh objects: warm amber (colour temp ~2200K), range ~8 units, </w:t>
+      </w:r>
+      <w:proofErr w:type="spellStart"/>
+      <w:r>
+        <w:t>realtime</w:t>
+      </w:r>
+      <w:proofErr w:type="spellEnd"/>
+      <w:r>
+        <w:t xml:space="preserve"> shadows</w:t>
       </w:r>
     </w:p>
     <w:p>
@@ -5510,7 +5847,31 @@
     </w:p>
     <w:p>
       <w:r>
-        <w:t>All in-scene sound sources use Unity AudioSource with Spatial Blend = 1.0 (full 3D). An AudioMixer with three submixes handles Music, Ambience, and SFX. Snapshots transition smoothly between zone states (calm, suspicious, alarmed).</w:t>
+        <w:t xml:space="preserve">All in-scene sound sources use Unity </w:t>
+      </w:r>
+      <w:proofErr w:type="spellStart"/>
+      <w:r>
+        <w:t>AudioSource</w:t>
+      </w:r>
+      <w:proofErr w:type="spellEnd"/>
+      <w:r>
+        <w:t xml:space="preserve"> with Spatial Blend = 1.0 (full 3D). An </w:t>
+      </w:r>
+      <w:proofErr w:type="spellStart"/>
+      <w:r>
+        <w:t>AudioMixer</w:t>
+      </w:r>
+      <w:proofErr w:type="spellEnd"/>
+      <w:r>
+        <w:t xml:space="preserve"> with three </w:t>
+      </w:r>
+      <w:proofErr w:type="spellStart"/>
+      <w:r>
+        <w:t>submixes</w:t>
+      </w:r>
+      <w:proofErr w:type="spellEnd"/>
+      <w:r>
+        <w:t xml:space="preserve"> handles Music, Ambience, and SFX. Snapshots transition smoothly between zone states (calm, suspicious, alarmed).</w:t>
       </w:r>
     </w:p>
     <w:p/>
@@ -5582,7 +5943,15 @@
         <w:pStyle w:val="ListBullet"/>
       </w:pPr>
       <w:r>
-        <w:t>Any custom character modelling or rigging—use Mixamo + free packs only</w:t>
+        <w:t xml:space="preserve">Any custom character modelling or rigging—use </w:t>
+      </w:r>
+      <w:proofErr w:type="spellStart"/>
+      <w:r>
+        <w:t>Mixamo</w:t>
+      </w:r>
+      <w:proofErr w:type="spellEnd"/>
+      <w:r>
+        <w:t xml:space="preserve"> + free packs only</w:t>
       </w:r>
     </w:p>
     <w:p>
@@ -5604,6 +5973,7 @@
       </w:pPr>
       <w:bookmarkStart w:id="46" w:name="_Toc230077429"/>
       <w:r>
+        <w:lastRenderedPageBreak/>
         <w:t>6. Five-Day Development Schedule</w:t>
       </w:r>
       <w:bookmarkEnd w:id="46"/>
@@ -5712,7 +6082,47 @@
           </w:tcPr>
           <w:p>
             <w:r>
-              <w:t>P1: Unity URP project created; CharacterController player movement; Cinemachine third-person rig; test scene with NavMesh baked. P2: Asset sourcing agreed and imported (low-poly environment kit, Mixamo animations); first modular 3D scene blockout.</w:t>
+              <w:t xml:space="preserve">P1: Unity URP project created; </w:t>
+            </w:r>
+            <w:proofErr w:type="spellStart"/>
+            <w:r>
+              <w:t>CharacterController</w:t>
+            </w:r>
+            <w:proofErr w:type="spellEnd"/>
+            <w:r>
+              <w:t xml:space="preserve"> player movement; </w:t>
+            </w:r>
+            <w:proofErr w:type="spellStart"/>
+            <w:r>
+              <w:t>Cinemachine</w:t>
+            </w:r>
+            <w:proofErr w:type="spellEnd"/>
+            <w:r>
+              <w:t xml:space="preserve"> third-person rig; test scene with </w:t>
+            </w:r>
+            <w:proofErr w:type="spellStart"/>
+            <w:r>
+              <w:t>NavMesh</w:t>
+            </w:r>
+            <w:proofErr w:type="spellEnd"/>
+            <w:r>
+              <w:t xml:space="preserve"> baked. P2: Asset sourcing agreed and imported (low-poly environment kit, </w:t>
+            </w:r>
+            <w:proofErr w:type="spellStart"/>
+            <w:r>
+              <w:t>Mixamo</w:t>
+            </w:r>
+            <w:proofErr w:type="spellEnd"/>
+            <w:r>
+              <w:t xml:space="preserve"> animations); first modular 3D scene </w:t>
+            </w:r>
+            <w:proofErr w:type="spellStart"/>
+            <w:r>
+              <w:t>blockout</w:t>
+            </w:r>
+            <w:proofErr w:type="spellEnd"/>
+            <w:r>
+              <w:t>.</w:t>
             </w:r>
           </w:p>
         </w:tc>
@@ -5744,7 +6154,23 @@
           </w:tcPr>
           <w:p>
             <w:r>
-              <w:t>P1: Guard FSM (Patrol/Suspicious/Alarmed); 3D line-of-sight Physics.Raycast; Jonathan abilities (crouch, stone throw, wall press); David NavMeshAgent follow/wait/run. P2: Animator Controllers for Jonathan and one guard type; URP torch point lights; first dressed zone environment.</w:t>
+              <w:t xml:space="preserve">P1: Guard FSM (Patrol/Suspicious/Alarmed); 3D line-of-sight </w:t>
+            </w:r>
+            <w:proofErr w:type="spellStart"/>
+            <w:r>
+              <w:t>Physics.Raycast</w:t>
+            </w:r>
+            <w:proofErr w:type="spellEnd"/>
+            <w:r>
+              <w:t xml:space="preserve">; Jonathan abilities (crouch, stone throw, wall press); David </w:t>
+            </w:r>
+            <w:proofErr w:type="spellStart"/>
+            <w:r>
+              <w:t>NavMeshAgent</w:t>
+            </w:r>
+            <w:proofErr w:type="spellEnd"/>
+            <w:r>
+              <w:t xml:space="preserve"> follow/wait/run. P2: Animator Controllers for Jonathan and one guard type; URP torch point lights; first dressed zone environment.</w:t>
             </w:r>
           </w:p>
         </w:tc>
@@ -5776,7 +6202,23 @@
           </w:tcPr>
           <w:p>
             <w:r>
-              <w:t>P1: Zone loading/unloading (additive scenes); checkpoint system; guard placement tuning in each zone. P2: All 5 zones blocked out and dressed using modular kit; NavMesh rebaked per zone; branching paths in zones 2 and 4.</w:t>
+              <w:t xml:space="preserve">P1: Zone loading/unloading (additive scenes); checkpoint system; guard placement tuning in each zone. P2: All 5 zones blocked out and dressed using modular kit; </w:t>
+            </w:r>
+            <w:proofErr w:type="spellStart"/>
+            <w:r>
+              <w:t>NavMesh</w:t>
+            </w:r>
+            <w:proofErr w:type="spellEnd"/>
+            <w:r>
+              <w:t xml:space="preserve"> </w:t>
+            </w:r>
+            <w:proofErr w:type="spellStart"/>
+            <w:r>
+              <w:t>rebaked</w:t>
+            </w:r>
+            <w:proofErr w:type="spellEnd"/>
+            <w:r>
+              <w:t xml:space="preserve"> per zone; branching paths in zones 2 and 4.</w:t>
             </w:r>
           </w:p>
         </w:tc>
@@ -5808,7 +6250,23 @@
           </w:tcPr>
           <w:p>
             <w:r>
-              <w:t>P1: Fail/win state flows; alarm reinforcement logic; gate bluff scripted sequence; detection decal projectors. P2: Story text panels (Unity UI canvas); audio integration (spatial AudioSources, AudioMixer snapshots); zone name title cards; David harp ability.</w:t>
+              <w:t xml:space="preserve">P1: Fail/win state flows; alarm reinforcement logic; gate bluff scripted sequence; detection decal projectors. P2: Story text panels (Unity UI canvas); audio integration (spatial </w:t>
+            </w:r>
+            <w:proofErr w:type="spellStart"/>
+            <w:r>
+              <w:t>AudioSources</w:t>
+            </w:r>
+            <w:proofErr w:type="spellEnd"/>
+            <w:r>
+              <w:t xml:space="preserve">, </w:t>
+            </w:r>
+            <w:proofErr w:type="spellStart"/>
+            <w:r>
+              <w:t>AudioMixer</w:t>
+            </w:r>
+            <w:proofErr w:type="spellEnd"/>
+            <w:r>
+              <w:t xml:space="preserve"> snapshots); zone name title cards; David harp ability.</w:t>
             </w:r>
           </w:p>
         </w:tc>
@@ -5870,7 +6328,15 @@
         <w:pStyle w:val="ListBullet"/>
       </w:pPr>
       <w:r>
-        <w:t>Evening: 15-minute build play-test with both team members. Record bugs and cuts.</w:t>
+        <w:t xml:space="preserve">Evening: 15-minute build </w:t>
+      </w:r>
+      <w:proofErr w:type="gramStart"/>
+      <w:r>
+        <w:t>play-test</w:t>
+      </w:r>
+      <w:proofErr w:type="gramEnd"/>
+      <w:r>
+        <w:t xml:space="preserve"> with both team members. Record bugs and cuts.</w:t>
       </w:r>
     </w:p>
     <w:p>
@@ -5882,6 +6348,119 @@
       </w:r>
     </w:p>
     <w:p>
+      <w:pPr>
+        <w:pStyle w:val="Heading1"/>
+      </w:pPr>
+      <w:bookmarkStart w:id="48" w:name="_Toc230077431"/>
+      <w:r>
+        <w:lastRenderedPageBreak/>
+        <w:t>7. Borrowed Assets Plan</w:t>
+      </w:r>
+      <w:bookmarkEnd w:id="48"/>
+    </w:p>
+    <w:p>
+      <w:r>
+        <w:t>No custom 3D modelling or animation is required to ship a playable build. All art is sourced from free, legally licensed packs.</w:t>
+      </w:r>
+    </w:p>
+    <w:p/>
+    <w:p>
+      <w:pPr>
+        <w:pStyle w:val="Heading2"/>
+      </w:pPr>
+      <w:bookmarkStart w:id="49" w:name="_Toc230077432"/>
+      <w:r>
+        <w:t>7.1 Asset Pipeline</w:t>
+      </w:r>
+      <w:bookmarkEnd w:id="49"/>
+    </w:p>
+    <w:p>
+      <w:pPr>
+        <w:pStyle w:val="ListBullet"/>
+      </w:pPr>
+      <w:r>
+        <w:t>Day 1: Identify and import the environment kit and character pack. Do a 10-minute audit — does the style feel right? If not, swap now, not on Day 3.</w:t>
+      </w:r>
+    </w:p>
+    <w:p>
+      <w:pPr>
+        <w:pStyle w:val="ListBullet"/>
+      </w:pPr>
+      <w:r>
+        <w:t>Palette consistency: if imported assets differ in colour tone, apply a simple URP colour-grade post-process volume (Colour Adjustments) to unify the look without reworking individual materials.</w:t>
+      </w:r>
+    </w:p>
+    <w:p>
+      <w:pPr>
+        <w:pStyle w:val="ListBullet"/>
+      </w:pPr>
+      <w:proofErr w:type="spellStart"/>
+      <w:r>
+        <w:t>Mixamo</w:t>
+      </w:r>
+      <w:proofErr w:type="spellEnd"/>
+      <w:r>
+        <w:t xml:space="preserve"> workflow: download FBX with skin; import into Unity; apply Humanoid avatar; drag </w:t>
+      </w:r>
+      <w:proofErr w:type="spellStart"/>
+      <w:r>
+        <w:t>Mixamo</w:t>
+      </w:r>
+      <w:proofErr w:type="spellEnd"/>
+      <w:r>
+        <w:t xml:space="preserve"> animation clips onto Animator Controller states.</w:t>
+      </w:r>
+    </w:p>
+    <w:p>
+      <w:pPr>
+        <w:pStyle w:val="Heading2"/>
+      </w:pPr>
+      <w:bookmarkStart w:id="50" w:name="_Toc230077433"/>
+      <w:r>
+        <w:t>7.2 Attribution</w:t>
+      </w:r>
+      <w:bookmarkEnd w:id="50"/>
+    </w:p>
+    <w:p>
+      <w:r>
+        <w:t>Include a CREDITS.txt in the build root and link it from the itch.io page. Format per asset:</w:t>
+      </w:r>
+    </w:p>
+    <w:p>
+      <w:r>
+        <w:t xml:space="preserve">    [Asset Name] by [Author] — [Source URL] — [License]</w:t>
+      </w:r>
+    </w:p>
+    <w:p>
+      <w:r>
+        <w:t xml:space="preserve">Kenney and </w:t>
+      </w:r>
+      <w:proofErr w:type="spellStart"/>
+      <w:r>
+        <w:t>Quaternius</w:t>
+      </w:r>
+      <w:proofErr w:type="spellEnd"/>
+      <w:r>
+        <w:t xml:space="preserve"> assets are CC0 (no attribution required but include anyway). freesound.org CC-BY assets require attribution. </w:t>
+      </w:r>
+      <w:proofErr w:type="spellStart"/>
+      <w:r>
+        <w:t>Mixamo</w:t>
+      </w:r>
+      <w:proofErr w:type="spellEnd"/>
+      <w:r>
+        <w:t xml:space="preserve"> animations are free for commercial and non-commercial use under the </w:t>
+      </w:r>
+      <w:proofErr w:type="spellStart"/>
+      <w:r>
+        <w:t>Mixamo</w:t>
+      </w:r>
+      <w:proofErr w:type="spellEnd"/>
+      <w:r>
+        <w:t xml:space="preserve"> licence.</w:t>
+      </w:r>
+    </w:p>
+    <w:p>
       <w:r>
         <w:br w:type="page"/>
       </w:r>
@@ -5890,93 +6469,9 @@
       <w:pPr>
         <w:pStyle w:val="Heading1"/>
       </w:pPr>
-      <w:bookmarkStart w:id="48" w:name="_Toc230077431"/>
-      <w:r>
-        <w:t>7. Borrowed Assets Plan</w:t>
-      </w:r>
-      <w:bookmarkEnd w:id="48"/>
-    </w:p>
-    <w:p>
-      <w:r>
-        <w:t>No custom 3D modelling or animation is required to ship a playable build. All art is sourced from free, legally licensed packs.</w:t>
-      </w:r>
-    </w:p>
-    <w:p/>
-    <w:p>
-      <w:pPr>
-        <w:pStyle w:val="Heading2"/>
-      </w:pPr>
-      <w:bookmarkStart w:id="49" w:name="_Toc230077432"/>
-      <w:r>
-        <w:t>7.1 Asset Pipeline</w:t>
-      </w:r>
-      <w:bookmarkEnd w:id="49"/>
-    </w:p>
-    <w:p>
-      <w:pPr>
-        <w:pStyle w:val="ListBullet"/>
-      </w:pPr>
-      <w:r>
-        <w:t>Day 1: Identify and import the environment kit and character pack. Do a 10-minute audit — does the style feel right? If not, swap now, not on Day 3.</w:t>
-      </w:r>
-    </w:p>
-    <w:p>
-      <w:pPr>
-        <w:pStyle w:val="ListBullet"/>
-      </w:pPr>
-      <w:r>
-        <w:t>Palette consistency: if imported assets differ in colour tone, apply a simple URP colour-grade post-process volume (Colour Adjustments) to unify the look without reworking individual materials.</w:t>
-      </w:r>
-    </w:p>
-    <w:p>
-      <w:pPr>
-        <w:pStyle w:val="ListBullet"/>
-      </w:pPr>
-      <w:r>
-        <w:t>Mixamo workflow: download FBX with skin; import into Unity; apply Humanoid avatar; drag Mixamo animation clips onto Animator Controller states.</w:t>
-      </w:r>
-    </w:p>
-    <w:p>
-      <w:pPr>
-        <w:pStyle w:val="ListBullet"/>
-      </w:pPr>
-    </w:p>
-    <w:p>
-      <w:pPr>
-        <w:pStyle w:val="Heading2"/>
-      </w:pPr>
-      <w:bookmarkStart w:id="50" w:name="_Toc230077433"/>
-      <w:r>
-        <w:t>7.2 Attribution</w:t>
-      </w:r>
-      <w:bookmarkEnd w:id="50"/>
-    </w:p>
-    <w:p>
-      <w:r>
-        <w:t>Include a CREDITS.txt in the build root and link it from the itch.io page. Format per asset:</w:t>
-      </w:r>
-    </w:p>
-    <w:p>
-      <w:r>
-        <w:t xml:space="preserve">    [Asset Name] by [Author] — [Source URL] — [License]</w:t>
-      </w:r>
-    </w:p>
-    <w:p>
-      <w:r>
-        <w:t>Kenney and Quaternius assets are CC0 (no attribution required but include anyway). freesound.org CC-BY assets require attribution. Mixamo animations are free for commercial and non-commercial use under the Mixamo licence.</w:t>
-      </w:r>
-    </w:p>
-    <w:p>
-      <w:r>
-        <w:br w:type="page"/>
-      </w:r>
-    </w:p>
-    <w:p>
-      <w:pPr>
-        <w:pStyle w:val="Heading1"/>
-      </w:pPr>
       <w:bookmarkStart w:id="51" w:name="_Toc230077434"/>
       <w:r>
+        <w:lastRenderedPageBreak/>
         <w:t>8. Team Roles</w:t>
       </w:r>
       <w:bookmarkEnd w:id="51"/>
@@ -6079,8 +6574,29 @@
             <w:tcW w:w="3120" w:type="dxa"/>
           </w:tcPr>
           <w:p>
-            <w:r>
-              <w:t>CharacterController and input; Cinemachine camera rig; Guard FSM and 3D line-of-sight; David NavMeshAgent logic; zone loading (additive scenes); checkpoint system; fail/win state flows; alarm and gate scripted sequences; detection decal projectors</w:t>
+            <w:proofErr w:type="spellStart"/>
+            <w:r>
+              <w:t>CharacterController</w:t>
+            </w:r>
+            <w:proofErr w:type="spellEnd"/>
+            <w:r>
+              <w:t xml:space="preserve"> and input; </w:t>
+            </w:r>
+            <w:proofErr w:type="spellStart"/>
+            <w:r>
+              <w:t>Cinemachine</w:t>
+            </w:r>
+            <w:proofErr w:type="spellEnd"/>
+            <w:r>
+              <w:t xml:space="preserve"> camera rig; Guard FSM and 3D line-of-sight; David </w:t>
+            </w:r>
+            <w:proofErr w:type="spellStart"/>
+            <w:r>
+              <w:t>NavMeshAgent</w:t>
+            </w:r>
+            <w:proofErr w:type="spellEnd"/>
+            <w:r>
+              <w:t xml:space="preserve"> logic; zone loading (additive scenes); checkpoint system; fail/win state flows; alarm and gate scripted sequences; detection decal projectors</w:t>
             </w:r>
           </w:p>
         </w:tc>
@@ -6117,7 +6633,39 @@
           </w:tcPr>
           <w:p>
             <w:r>
-              <w:t>3D environment blockout and dressing for all 5 zones; NavMesh rebake; guard patrol waypoint placement; asset sourcing and import pipeline; Animator Controller setup; URP torch lighting; story panel UI; audio integration and AudioMixer; itch.io page and CREDITS.txt</w:t>
+              <w:t xml:space="preserve">3D environment </w:t>
+            </w:r>
+            <w:proofErr w:type="spellStart"/>
+            <w:r>
+              <w:t>blockout</w:t>
+            </w:r>
+            <w:proofErr w:type="spellEnd"/>
+            <w:r>
+              <w:t xml:space="preserve"> and dressing for all 5 zones; </w:t>
+            </w:r>
+            <w:proofErr w:type="spellStart"/>
+            <w:r>
+              <w:t>NavMesh</w:t>
+            </w:r>
+            <w:proofErr w:type="spellEnd"/>
+            <w:r>
+              <w:t xml:space="preserve"> </w:t>
+            </w:r>
+            <w:proofErr w:type="spellStart"/>
+            <w:r>
+              <w:t>rebake</w:t>
+            </w:r>
+            <w:proofErr w:type="spellEnd"/>
+            <w:r>
+              <w:t xml:space="preserve">; guard patrol waypoint placement; asset sourcing and import pipeline; Animator Controller setup; URP torch lighting; story panel UI; audio integration and </w:t>
+            </w:r>
+            <w:proofErr w:type="spellStart"/>
+            <w:r>
+              <w:t>AudioMixer</w:t>
+            </w:r>
+            <w:proofErr w:type="spellEnd"/>
+            <w:r>
+              <w:t>; itch.io page and CREDITS.txt</w:t>
             </w:r>
           </w:p>
         </w:tc>
@@ -6187,6 +6735,7 @@
       </w:pPr>
       <w:bookmarkStart w:id="53" w:name="_Toc230077436"/>
       <w:r>
+        <w:lastRenderedPageBreak/>
         <w:t>9. Success Criteria</w:t>
       </w:r>
       <w:bookmarkEnd w:id="53"/>
@@ -6222,29 +6771,48 @@
         <w:pStyle w:val="ListBullet"/>
       </w:pPr>
       <w:r>
-        <w:t>David NavMeshAgent follows Jonathan and can be commanded to wait</w:t>
-      </w:r>
-    </w:p>
-    <w:p>
-      <w:pPr>
-        <w:pStyle w:val="ListBullet"/>
-      </w:pPr>
-      <w:r>
-        <w:t>Player can navigate from Zone 1 to Zone 5 with a working fail state and win state</w:t>
-      </w:r>
-    </w:p>
-    <w:p>
-      <w:pPr>
-        <w:pStyle w:val="ListBullet"/>
-      </w:pPr>
-      <w:r>
-        <w:t>At least one story text panel displays</w:t>
-      </w:r>
-    </w:p>
-    <w:p>
-      <w:pPr>
-        <w:pStyle w:val="ListBullet"/>
-      </w:pPr>
+        <w:t xml:space="preserve">David </w:t>
+      </w:r>
+      <w:proofErr w:type="spellStart"/>
+      <w:r>
+        <w:t>NavMeshAgent</w:t>
+      </w:r>
+      <w:proofErr w:type="spellEnd"/>
+      <w:r>
+        <w:t xml:space="preserve"> follows Jonathan and can be commanded to wait</w:t>
+      </w:r>
+    </w:p>
+    <w:p>
+      <w:pPr>
+        <w:pStyle w:val="ListBullet"/>
+      </w:pPr>
+      <w:r>
+        <w:t xml:space="preserve">Player can navigate from Zone 1 to Zone 5 with a working </w:t>
+      </w:r>
+      <w:proofErr w:type="gramStart"/>
+      <w:r>
+        <w:t>fail</w:t>
+      </w:r>
+      <w:proofErr w:type="gramEnd"/>
+      <w:r>
+        <w:t xml:space="preserve"> state and win state</w:t>
+      </w:r>
+    </w:p>
+    <w:p>
+      <w:pPr>
+        <w:pStyle w:val="ListBullet"/>
+      </w:pPr>
+      <w:r>
+        <w:t xml:space="preserve">At least </w:t>
+      </w:r>
+      <w:proofErr w:type="gramStart"/>
+      <w:r>
+        <w:t>one story</w:t>
+      </w:r>
+      <w:proofErr w:type="gramEnd"/>
+      <w:r>
+        <w:t xml:space="preserve"> text panel displays</w:t>
+      </w:r>
     </w:p>
     <w:p>
       <w:pPr>
@@ -6293,7 +6861,15 @@
         <w:pStyle w:val="ListBullet"/>
       </w:pPr>
       <w:r>
-        <w:t>Spatial audio, AudioMixer snapshots, and tension drone integrated</w:t>
+        <w:t xml:space="preserve">Spatial audio, </w:t>
+      </w:r>
+      <w:proofErr w:type="spellStart"/>
+      <w:r>
+        <w:t>AudioMixer</w:t>
+      </w:r>
+      <w:proofErr w:type="spellEnd"/>
+      <w:r>
+        <w:t xml:space="preserve"> snapshots, and tension drone integrated</w:t>
       </w:r>
     </w:p>
     <w:p>
@@ -6314,11 +6890,6 @@
     </w:p>
     <w:p>
       <w:pPr>
-        <w:pStyle w:val="ListBullet"/>
-      </w:pPr>
-    </w:p>
-    <w:p>
-      <w:pPr>
         <w:pStyle w:val="Heading2"/>
       </w:pPr>
       <w:bookmarkStart w:id="56" w:name="_Toc230077439"/>
@@ -6375,6 +6946,7 @@
       </w:pPr>
       <w:bookmarkStart w:id="57" w:name="_Toc230077440"/>
       <w:r>
+        <w:lastRenderedPageBreak/>
         <w:t>10. References and Inspiration</w:t>
       </w:r>
       <w:bookmarkEnd w:id="57"/>
@@ -6470,15 +7042,39 @@
         <w:pStyle w:val="ListBullet"/>
       </w:pPr>
       <w:r>
-        <w:t>Unity Cinemachine documentation — third-person rig setup</w:t>
-      </w:r>
-    </w:p>
-    <w:p>
-      <w:pPr>
-        <w:pStyle w:val="ListBullet"/>
-      </w:pPr>
-      <w:r>
-        <w:t>Unity NavMesh and NavMeshAgent documentation</w:t>
+        <w:t xml:space="preserve">Unity </w:t>
+      </w:r>
+      <w:proofErr w:type="spellStart"/>
+      <w:r>
+        <w:t>Cinemachine</w:t>
+      </w:r>
+      <w:proofErr w:type="spellEnd"/>
+      <w:r>
+        <w:t xml:space="preserve"> documentation — third-person rig setup</w:t>
+      </w:r>
+    </w:p>
+    <w:p>
+      <w:pPr>
+        <w:pStyle w:val="ListBullet"/>
+      </w:pPr>
+      <w:r>
+        <w:t xml:space="preserve">Unity </w:t>
+      </w:r>
+      <w:proofErr w:type="spellStart"/>
+      <w:r>
+        <w:t>NavMesh</w:t>
+      </w:r>
+      <w:proofErr w:type="spellEnd"/>
+      <w:r>
+        <w:t xml:space="preserve"> and </w:t>
+      </w:r>
+      <w:proofErr w:type="spellStart"/>
+      <w:r>
+        <w:t>NavMeshAgent</w:t>
+      </w:r>
+      <w:proofErr w:type="spellEnd"/>
+      <w:r>
+        <w:t xml:space="preserve"> documentation</w:t>
       </w:r>
     </w:p>
     <w:p>
@@ -6504,11 +7100,6 @@
       <w:r>
         <w:t>Quaternius.com — free low-poly 3D character and environment packs</w:t>
       </w:r>
-    </w:p>
-    <w:p>
-      <w:pPr>
-        <w:pStyle w:val="ListBullet"/>
-      </w:pPr>
     </w:p>
     <w:sectPr>
       <w:pgSz w:w="12240" w:h="15840"/>
